--- a/campaigns/WF-06-new-customer-onboarding.docx
+++ b/campaigns/WF-06-new-customer-onboarding.docx
@@ -940,7 +940,7 @@
         <w:rPr>
           <w:rStyle w:val="VerbatimChar"/>
         </w:rPr>
-        <w:t xml:space="preserve">In our 12-week pilot, five participants raised their vitamin D by an average of 111 percent. Small study, no control group, and we say so. Your body is doing what it was designed to do when given the right stimulus.</w:t>
+        <w:t xml:space="preserve">In our 12-week study, the five participants raised their vitamin D by an average of 111 percent. Small study, no control group, and we say so. Your body is doing what it was designed to do when given the right stimulus.</w:t>
       </w:r>
       <w:r>
         <w:br/>
@@ -1012,13 +1012,13 @@
           <w:b/>
           <w:bCs/>
         </w:rPr>
-        <w:t xml:space="preserve">CORRECTED Aug 3, three times.</w:t>
-      </w:r>
-      <w:r>
-        <w:t xml:space="preserve"> </w:t>
-      </w:r>
-      <w:r>
-        <w:t xml:space="preserve">The pilot description, the outcome assertions, and the subject em dash. See the change log.</w:t>
+        <w:t xml:space="preserve">CORRECTED Aug 3, four times.</w:t>
+      </w:r>
+      <w:r>
+        <w:t xml:space="preserve"> </w:t>
+      </w:r>
+      <w:r>
+        <w:t xml:space="preserve">The study description, the outcome assertions, and the subject em dash. See the change log.</w:t>
       </w:r>
     </w:p>
     <w:p>
@@ -1133,7 +1133,7 @@
               <w:t xml:space="preserve"> </w:t>
             </w:r>
             <w:r>
-              <w:t xml:space="preserve">replaced with the honest pilot description</w:t>
+              <w:t xml:space="preserve">replaced with the honest study description</w:t>
             </w:r>
           </w:p>
         </w:tc>
@@ -1299,7 +1299,7 @@
         <w:pStyle w:val="FirstParagraph"/>
       </w:pPr>
       <w:r>
-        <w:t xml:space="preserve">Every other email calls the pilot a small study, an observational cohort, or states N=5. Touch 4 called it clinical data with no qualifier.</w:t>
+        <w:t xml:space="preserve">Every other email calls the study a small study, an observational cohort, or states N=5. Touch 4 called it clinical data with no qualifier.</w:t>
       </w:r>
     </w:p>
     <w:p>
